--- a/Законы/Законопроекты/ACT. 001 — Пояснительная записка.docx
+++ b/Законы/Законопроекты/ACT. 001 — Пояснительная записка.docx
@@ -16,12 +16,7 @@
     </w:p>
     <w:p>
       <w:r>
-        <w:t>Цель законопроекта — убрать двусмысленности при взаимодействии государственных структур во время задержаний: кто вправе задерживать, кто обязан передать задержанного, в каких случаях можно задержать сотрудника «при исполнении», какой ордер нужен для обыска помещения. Ниже по каждой правке простыми словами объяснено, что изменено, почему и приведён короткий пример.</w:t>
-      </w:r>
-    </w:p>
-    <w:p>
-      <w:r>
-        <w:t>Законопроект оформлен по форме Приложения №2: в левой колонке действующая редакция статьи, в правой — предлагаемая; красным выделены удаляемые фрагменты, зелёным — новые.</w:t>
+        <w:t>Формат: по каждой статье — что было и что стало, почему (со ссылками на конфликтующие нормы) и пример из игровой практики. Обозначения органов — по новой статье 2.1 ПК: GOV, ОГП, LSPD, LSCSD, FIB, USSS, SANG, EMS, WN.</w:t>
       </w:r>
     </w:p>
     <w:p>
@@ -29,22 +24,22 @@
         <w:rPr>
           <w:b/>
         </w:rPr>
-        <w:t>Статья 4 ПК (неприкосновенность жилища)</w:t>
+        <w:t>Новая статья 2.1 ПК — единые обозначения органов</w:t>
       </w:r>
     </w:p>
     <w:p>
       <w:r>
-        <w:t>Что изменено: обыск жилых и нежилых помещений теперь привязан к конкретному виду ордера — Search Warrant (SW), который одновременно вводится в закон «О системе ордеров». Добавлена часть 4 с единым закрытым перечнем случаев, когда в помещение можно войти без ордера.</w:t>
+        <w:t>Было → стало: в законах один и тот же орган называется по-разному (ФРБ / FIB / ФБР — 98, 25 и 3 раза; LSCSD / LSSD / Sheriff Department / «Департамент Шерифа округа Блэйн»; «окружные» и «региональные» органы; NG / SANG / «Национальная Гвардия»). Вводится одна таблица обозначений: GOV, ОГП, LSPD, LSCSD, FIB, USSS, SANG, EMS, WN — и единые названия руководителей (Шеф LSPD, Шериф LSCSD, Директор FIB, Директор USSS, Генерал SANG, Главный врач EMS, Директор WN, Глава Департамента Национальной Безопасности).</w:t>
       </w:r>
     </w:p>
     <w:p>
       <w:r>
-        <w:t>Почему: сейчас ПК требует «судебный ордер» или «ордер Генерального прокурора» на обыск, но в законе «О системе ордеров» такого вида ордера вообще нет — есть только AR (рейд), AC (оцепление), AS (арест и обыск лица и его транспорта) и другие. Одновременно законы о ФРБ, USSS и SANG каждый по-своему разрешают входить в помещения без ордера (ФРБ — при «достаточных данных», USSS — «для обеспечения безопасности охраняемых лиц» с уведомлением прокурора за 24 часа, SANG — «при несении боевой службы»). Получалось три разных порядка для одного и того же действия.</w:t>
+        <w:t>Почему в ПК: статья 2 ПК запрещает применять закон, противоречащий ПК, поэтому обозначения, закреплённые здесь, действуют для всех законов. Часть 3 признаёт старые написания равнозначными — переписывать все законы не нужно, а споры «это про нас или нет» снимаются.</w:t>
       </w:r>
     </w:p>
     <w:p>
       <w:r>
-        <w:t>Пример: агент ФРБ входит в дом, потому что «есть данные, что там неделю назад продавали оружие». По закону о ФРБ это допустимо, по ПК — нет. Адвокат добивается признания улик недопустимыми, а прокурор не понимает, какой закон применять. После правки ответ один: нужен ордер SW, а без ордера — только при преступлении «здесь и сейчас», погоне, угрозе жизни, КТО или ЧП/ВП.</w:t>
+        <w:t>Пример: закон о системе ордеров называет исполнителем ордера SE «LSSD». Такого органа нет. По ч. 3 ст. 2.1 это то же самое, что LSCSD, и шериф не может отказаться исполнять ордер, ссылаясь на «чужое» название.</w:t>
       </w:r>
     </w:p>
     <w:p>
@@ -52,22 +47,22 @@
         <w:rPr>
           <w:b/>
         </w:rPr>
-        <w:t>Статья 15 ПК (понятие задержания и круг субъектов)</w:t>
+        <w:t>Статья 4 ПК — обыск помещений</w:t>
       </w:r>
     </w:p>
     <w:p>
       <w:r>
-        <w:t>Что изменено: закреплён точный перечень правоохранительных органов (LSPD, LSCSD, FIB, USSS) с едиными наименованиями, а также прямо сказано, кто вправе доводить задержание до наказания, а кто обязан передать задержанного. Формулировка «специальные подразделения Национальной Гвардии» заменена на «военнослужащие SANG в случаях, предусмотренных статьями 17.1–17.3».</w:t>
+        <w:t>Было → стало: ПК требовал «судебный ордер» или «ордер Генерального прокурора», но в законе «О системе ордеров» нет ордера с таким названием. Теперь прямо указано, какие из существующих ордеров дают право на обыск помещения: AR (рейд: обыск лиц и объектов на указанной территории) и AC (оцепление территории с действиями, которые определяет выдавший ордер). Отдельный ордер на обыск не вводится. Новая часть 4 — закрытый перечень случаев входа без ордера.</w:t>
       </w:r>
     </w:p>
     <w:p>
       <w:r>
-        <w:t>Почему: в разных законах одни и те же органы называются по-разному («Департамент Шерифа округа Блэйн», «Sheriff Department», «LSSD», «окружные органы»), а слово «правоохранительные органы» нигде не расшифровано — из-за этого спорят, относится ли к ним, например, ОГП или SANG. Закон о Национальной гвардии позволяет задерживать любому военнослужащему, а ПК — только «специальным подразделениям»; на практике SANG задерживает нарушителей у Форта-Занкудо и передаёт их полиции, но самостоятельно не назначает наказания и не помещает в КПЗ. Точно так же Секретная служба задерживает и передаёт задержанных LSPD/LSCSD/FIB, кроме задержаний по ордеру.</w:t>
+        <w:t>Почему: три закона (о FIB — ст. 9 «з», о USSS — ст. 6 «з», о SANG — ст. 7 ч. 2) содержали три разных перечня оснований входа без ордера и разные сроки уведомления прокурора (1 час и 24 часа). ПК главнее (ст. 2 ПК), поэтому перечень закрепляется в нём, а отраслевые законы к нему приводятся (ACT. 003).</w:t>
       </w:r>
     </w:p>
     <w:p>
       <w:r>
-        <w:t>Пример: военнослужащий SANG задержал человека, проникшего на территорию Форта-Занкудо. Раньше было неясно, вправе ли он сам «отработать» статью и поместить нарушителя в КПЗ. Теперь порядок один: задержал — вызвал или доставил в LSPD/LSCSD/FIB — передал вместе с видеозаписью.</w:t>
+        <w:t>Пример: агент FIB знает, что месяц назад в гараже хранили оружие. Ни один пункт части 4 не подходит (преступление не совершается сейчас, погони нет) — нужен ордер AC или AR на этот адрес. Если же из гаража прямо сейчас стреляют — вход по части 4 с уведомлением прокурора в течение часа.</w:t>
       </w:r>
     </w:p>
     <w:p>
@@ -75,22 +70,22 @@
         <w:rPr>
           <w:b/>
         </w:rPr>
-        <w:t>Статья 16 ПК (основания задержания)</w:t>
+        <w:t>Статья 15 ПК — кто задерживает и кто ведёт процесс</w:t>
       </w:r>
     </w:p>
     <w:p>
       <w:r>
-        <w:t>Что изменено: исправлена нумерация пунктов части 2 (после пункта «ж» шёл сразу пункт «и», пункта «з» не было); уточнено, что основание «застигнут на месте» работает, когда лицо застигнуто именно тем, кто вправе задерживать по статье 15, а не любым «государственным служащим».</w:t>
+        <w:t>Было → стало: вместо размытых «специальных подразделений Национальной Гвардии» — точный перечень: правоохранительные органы (LSPD, LSCSD, FIB, USSS), плюс SANG и WN в пределах ст. 17.1–17.3. Прямо разделено: кто доводит задержание до наказания (LSPD, LSCSD, FIB, ОГП; USSS — по ордеру), а кто только задерживает и передаёт (SANG, USSS без ордера, WN).</w:t>
       </w:r>
     </w:p>
     <w:p>
       <w:r>
-        <w:t>Почему: на пропущенный пункт ссылаются другие статьи (например, статья 20 ПК ссылается на «пункт 3 части 2 статьи 16», которого не существует). Слова «государственным служащим» позволяли считать основанием для задержания то, что нарушение увидел, например, сотрудник мэрии или EMS, который сам задерживать не вправе.</w:t>
+        <w:t>Почему: закон о SANG (ст. 10) разрешал задерживать любому военнослужащему, ПК — только «спецподразделениям»; в игре SANG и USSS не помещают в КПЗ и не «отрабатывают» статьи — это делают LSPD/LSCSD/FIB. Закон должен описывать реальную схему, иначе каждое задержание SANG оспаривается.</w:t>
       </w:r>
     </w:p>
     <w:p>
       <w:r>
-        <w:t>Пример: сотрудник EMS увидел драку и сообщил об этом полиции. Полицейский приехал через десять минут — он никого «на месте» не застиг, у него должны быть иные основания (видеозапись, ориентировка, следы преступления). Правка убирает двусмысленность.</w:t>
+        <w:t>Пример: патруль SANG задержал вора у Сэнди-Шорс. Военнослужащий не читает права и не выписывает срок — он везёт задержанного в участок LSCSD, а дальше работает шериф.</w:t>
       </w:r>
     </w:p>
     <w:p>
@@ -98,22 +93,22 @@
         <w:rPr>
           <w:b/>
         </w:rPr>
-        <w:t>Статья 17 ПК (порядок задержания)</w:t>
+        <w:t>Статья 16 ПК — основания задержания</w:t>
       </w:r>
     </w:p>
     <w:p>
       <w:r>
-        <w:t>Что изменено: единые наименования мест доставления (участок LSPD, участок LSCSD, штаб-квартира FIB); уточнено, что при задержании по ордеру или судебному акту руководство задержанного госслужащего уведомляется, а вызов прокурора не обязателен (основание задержания уже проверено лицом, выдавшим ордер).</w:t>
+        <w:t>Было → стало: в части 2 после пункта «ж» шёл «и» — пункта «з» не было; исправлено. Основание «застигнут на месте» теперь работает, если нарушителя застиг тот, кто вправе задерживать (ст. 15), а не любой «государственный служащий».</w:t>
       </w:r>
     </w:p>
     <w:p>
       <w:r>
-        <w:t>Почему: прежняя формулировка пункта «з» части 2 обязывала руководство «по первому требованию» уволить задержанного ещё до того, как кто-либо оценил доказательства, и одновременно отсылала к статье 19, где предусмотрен вызов прокурора и оценка им правомерности задержания. Две нормы противоречили друг другу.</w:t>
+        <w:t>Почему: на пропущенную букву ссылаются другие статьи (ст. 20 ч. 2 «е» ссылалась на «пункт 3 части 2 статьи 16», которого нет). Слова «государственным служащим» позволяли считать основанием то, что нарушение видел сотрудник EMS или мэрии, который сам задерживать не вправе.</w:t>
       </w:r>
     </w:p>
     <w:p>
       <w:r>
-        <w:t>Пример: сотрудника LSPD задерживают по ордеру AS, выданному заместителем Генерального прокурора. Раньше задерживающий мог требовать немедленного увольнения, а руководство ссылалось на то, что прокурор ещё «не подтвердил вину». Теперь: ордер есть — задержание законно, руководство уведомляется, вопрос увольнения решается по итогам дела.</w:t>
+        <w:t>Пример: медик EMS видел драку и сообщил в LSPD. Патруль приехал через 10 минут — он никого «на месте» не застал, значит нужны иные основания: видеозапись, следы, ориентировка.</w:t>
       </w:r>
     </w:p>
     <w:p>
@@ -121,22 +116,22 @@
         <w:rPr>
           <w:b/>
         </w:rPr>
-        <w:t>Новая статья 17.3 ПК (порядок действий SANG и USSS при задержании)</w:t>
+        <w:t>Статья 17 ПК — порядок задержания</w:t>
       </w:r>
     </w:p>
     <w:p>
       <w:r>
-        <w:t>Что изменено: для Национальной гвардии и Секретной службы прописан такой же короткий порядок «задержал — передал», какой уже есть для Weazel News (статьи 17.1–17.2).</w:t>
+        <w:t>Было → стало: единые названия мест доставления (участок LSPD, участок LSCSD, штаб-квартира FIB). При задержании по ордеру руководство задержанного уведомляется, но требовать немедленного увольнения нельзя; прокурора вызывать не обязательно — законность уже проверил тот, кто выдал ордер.</w:t>
       </w:r>
     </w:p>
     <w:p>
       <w:r>
-        <w:t>Почему: закон о Национальной гвардии разрешал задерживать любого гражданина в любой точке штата, а ПК говорил только о «специальных подразделениях» — при этом SANG фактически не назначает наказаний и не помещает в КПЗ. Закон о Секретной службе наделял USSS правом самостоятельно вести задержание, обыск жилищ и допросы, тогда как на практике USSS передаёт задержанных LSPD/LSCSD/FIB, за исключением задержаний по ордеру. Отсутствие порядка передачи порождало споры на месте: кто оформляет, кто выдаёт розыск, кто отвечает за задержанного.</w:t>
+        <w:t>Почему: прежний пункт «з» части 2 обязывал руководство уволить сотрудника «по первому требованию» до какой-либо оценки доказательств и одновременно отсылал к ст. 19, где увольнение зависит от решения прокурора. Две нормы противоречили друг другу.</w:t>
       </w:r>
     </w:p>
     <w:p>
       <w:r>
-        <w:t>Пример: возле мэрии гражданин напал на сотрудника USSS. Сотрудник USSS надевает наручники, зачитывает права и вызывает LSPD. Полиция обязана принять задержанного вместе с видеозаписью и довести дело до конца, а не спорить «это ваше задержание».</w:t>
+        <w:t>Пример: сотрудника LSPD задерживают по ордеру AS заместителя Генерального прокурора. Задерживающий агент FIB уведомляет Шефа LSPD; вопрос увольнения решается по итогам дела, а не на месте.</w:t>
       </w:r>
     </w:p>
     <w:p>
@@ -144,22 +139,22 @@
         <w:rPr>
           <w:b/>
         </w:rPr>
-        <w:t>Статья 18 ПК (субъекты задержания)</w:t>
+        <w:t>Новая статья 17.3 ПК — «задержал — доставил — передал»</w:t>
       </w:r>
     </w:p>
     <w:p>
       <w:r>
-        <w:t>Что изменено: названия подразделений приведены в соответствие с законом «О ФРБ» (подразделение называется Criminal Investigative Division, а не «Criminal Investigation Department»); в перечень отделов, которые вправе с согласия инициатора провести допрос, добавлен Intelligence Branch — отдел ФРБ, который по закону «О ФРБ» расследует должностные преступления.</w:t>
+        <w:t>Было → стало: для SANG, USSS (без ордера) и WN появляется единый короткий порядок. Они: надевают наручники, представляются, называют основание, изымают оружие, ведут видео, везут в ближайший участок LSPD/LSCSD или штаб-квартиру FIB (WN — только вызывают) и передают. Они не читают права, не вызывают адвоката, не дают звонок, не назначают наказание — всё это делает принявший сотрудник, и процессуальный час идёт с момента передачи. До передачи — не более 15 минут (с Кайо-Перико и авианосца — 30). Принять задержанного обязаны; отказ запрещён. Передавший вправе остаться до конца процесса, давать пояснения и предъявлять доказательства.</w:t>
       </w:r>
     </w:p>
     <w:p>
       <w:r>
-        <w:t>Почему: закон «О ФРБ» разрешает IB и CID участвовать в задержаниях и допросах, а ПК упоминал только CID под неверным названием. Из-за разночтения инициатор задержания мог отказать IB в допросе, ссылаясь на то, что «такого отдела в ПК нет».</w:t>
+        <w:t>Почему: закон о SANG (ст. 5 «д», ст. 10 ч. 2) уже говорит о «конвоировании в служебное помещение правоохранительных служб», но ПК такого порядка не знал — на месте спорили, кто оформляет, с какого момента идёт час и может ли военнослужащий вообще держать человека в наручниках. Для USSS закон о Секретной службе описывал полный процесс, чего в игре нет: задержанных без ордера USSS передаёт LSPD/LSCSD/FIB.</w:t>
       </w:r>
     </w:p>
     <w:p>
       <w:r>
-        <w:t>Пример: LSPD задержала сотрудника LSCSD за взятку. Следователь IB просит провести допрос в рамках уже открытого дела. Теперь его право участвовать прямо предусмотрено ПК, при этом согласие инициатора задержания по-прежнему обязательно.</w:t>
+        <w:t>Пример: военная полиция SANG задержала гражданина, перелезшего через забор Форта-Занкудо. Сержант MP надевает наручники, называет причину, забирает найденный пистолет, включает запись и везёт задержанного в участок LSCSD в Палето-Бэй (7 минут). Шериф принимает, читает права — с этого момента идёт час. Сержант остаётся в комнате как субъект задержания и передаёт видеозапись.</w:t>
       </w:r>
     </w:p>
     <w:p>
@@ -167,27 +162,22 @@
         <w:rPr>
           <w:b/>
         </w:rPr>
-        <w:t>Статья 19 ПК (задержание государственных служащих) — ключевая правка</w:t>
+        <w:t>Статья 18 ПК — субъекты задержания</w:t>
       </w:r>
     </w:p>
     <w:p>
       <w:r>
-        <w:t>Что изменено: в статью 19 добавлены части 4–6, которые устанавливают единый закрытый перечень случаев, когда госслужащего или адвоката «при исполнении» можно задержать, обыскать или подвергнуть приводу: ордер/судебный акт, застигнут при преступлении, непосредственная угроза жизни или здоровью, требование Губернатора, Вице-губернатора, Генерального прокурора, его заместителей, старшего прокурора или главы ДНБ и его заместителей. Отдельно запрещено задерживать сотрудника, который сам в этот момент проводит задержание (кроме ордера, угрозы жизни и решения прокурора-субъекта задержания).</w:t>
+        <w:t>Было → стало: добавлен пункт «м» — военнослужащий SANG, сотрудник USSS или WN, передавший задержанного, остаётся субъектом задержания до конца процесса (иначе его могли выгнать по ч. 2 ст. 18 как постороннего). Названия отделов приведены к закону о FIB: Criminal Investigative Division (CID) вместо несуществующего «Criminal Investigation Department»; добавлен Intelligence Branch (IB), который по закону о FIB расследует должностные преступления.</w:t>
       </w:r>
     </w:p>
     <w:p>
       <w:r>
-        <w:t>Почему: одна и та же формула «не допускаются его привод, задержание, личный обыск…» повторяется в восьми законах (о региональных органах, о ФРБ — дважды, о USSS, о SANG, об ОГП, об адвокатуре — дважды, об EMS) и везде с разными исключениями: где-то есть исключение «совершение преступления», где-то его нет (IB ФРБ), где-то добавлено «разрешение Генерального прокурора» (ОГП), где-то упомянуты несуществующие «советники» Генерального прокурора (адвокатура). В результате два сотрудника разных ведомств на месте читают два разных закона и приходят к противоположным выводам. Теперь перечень один — в ПК, а отраслевые законы к нему отсылают.</w:t>
+        <w:t>Почему: закон о FIB даёт CID и IB право участвовать в допросе, а ПК упоминал только CID под неверным именем — инициатор мог отказать IB «нет такого отдела в ПК». Без пункта «м» передавший сотрудник не мог законно присутствовать, а он единственный свидетель задержания.</w:t>
       </w:r>
     </w:p>
     <w:p>
       <w:r>
-        <w:t>Пример 1: агент IB ведёт надзор и совершает ДТП с пострадавшим. По прежнему тексту закона «О ФРБ» его нельзя было задержать ни при каких условиях, кроме ордера или угрозы жизни; по закону о региональных органах аналогичного сотрудника LSPD задержать было можно. Теперь для всех одинаково: застигнут при преступлении — задержание с вызовом прокурора по частям 1–3 статьи 19.</w:t>
-      </w:r>
-    </w:p>
-    <w:p>
-      <w:r>
-        <w:t>Пример 2: сотрудник LSCSD проводит задержание, и в этот момент сотрудник FIB пытается задержать его самого «за нарушение юрисдикции». Теперь это прямо запрещено: сначала завершается процесс, вопрос юрисдикции решает прокурор.</w:t>
+        <w:t>Пример: LSPD задержала сотрудника LSCSD за взятку; следователь IB просит допросить его в рамках открытого дела. Согласие инициатора по-прежнему обязательно, но само право IB теперь есть в ПК.</w:t>
       </w:r>
     </w:p>
     <w:p>
@@ -195,22 +185,27 @@
         <w:rPr>
           <w:b/>
         </w:rPr>
-        <w:t>Статья 20 ПК (основания освобождения)</w:t>
+        <w:t>Статья 19 ПК — единые основания задержания госслужащих, адвокатов и сенаторов (ключевая правка)</w:t>
       </w:r>
     </w:p>
     <w:p>
       <w:r>
-        <w:t>Что изменено: пункт «д» (освобождение неприкосновенного лица) согласован с законом о неприкосновенности, который сам допускает задержание неприкосновенного за преступление против жизни и по ордеру; исправлена ссылка на несуществующий «пункт 3 части 2 статьи 16» — теперь ссылка на пункт «з» (боло-розыск); в перечень оснований приостановления часа добавлены военнослужащие SANG и все адвокаты (не только частные).</w:t>
+        <w:t>Было → стало: добавлены части 4–6. Госслужащего «при исполнении», адвоката при работе и сенатора в течение срока полномочий можно задержать, обыскать или доставить приводом только в четырёх случаях: ордер или судебный акт; застигнут при преступлении; непосредственная угроза жизни или здоровью; требование Губернатора, Вице-губернатора, Генерального прокурора, его заместителей, старшего прокурора, Главы Департамента Национальной Безопасности или его заместителей (п. «д», «е» ч. 2 ст. 16). Иначе — материалы в ОГП и руководству, без задержания. Сотрудника, который сам ведёт задержание, трогать нельзя до конца процесса (кроме ордера, угрозы жизни и решения прокурора-субъекта). Для сенатора «руководство» — Спикер, для Спикера — Губернатор или Вице-губернатор.</w:t>
       </w:r>
     </w:p>
     <w:p>
       <w:r>
-        <w:t>Почему: ссылка на несуществующий пункт делала норму о приостановлении срока на просмотр видеозаписи неприменимой, а пункт «д» в прежней редакции противоречил статье 7 закона о неприкосновенности.</w:t>
+        <w:t>Почему: формула «не допускаются привод, задержание, обыск…» повторяется в 9 законах с разными исключениями: у IB FIB нет исключения «совершение преступления», у ОГП добавлено «разрешение Генерального прокурора», у государственных адвокатов упомянут ордер «советников» Генерального прокурора — должности, которой нет в Конституционном законе об ОГП. Сотрудники двух ведомств на месте читают два разных закона и приходят к противоположным выводам. Перечень должен быть один и в ПК, который главнее (ст. 2 ПК).</w:t>
       </w:r>
     </w:p>
     <w:p>
       <w:r>
-        <w:t>Пример: задержанный по автоматическому боло-розыску заявляет, что у него есть видео, доказывающее ошибку системы. Сотрудник ссылался на «пункт 3 части 2 статьи 16», которого нет, и отказывался останавливать час. Теперь ссылка корректна.</w:t>
+        <w:t>Пример 1: агент IB устроил ДТП с пострадавшим. По старому закону о FIB его нельзя было задержать без ордера; аналогичного сотрудника LSPD — можно. Теперь для всех одинаково: застигнут при преступлении — задержание с вызовом прокурора.</w:t>
+      </w:r>
+    </w:p>
+    <w:p>
+      <w:r>
+        <w:t>Пример 2: сотрудник LSCSD проводит задержание; агент FIB пытается задержать его самого «за нарушение юрисдикции». Запрещено частью 5: сначала завершается процесс, спор о юрисдикции решает прокурор.</w:t>
       </w:r>
     </w:p>
     <w:p>
@@ -218,22 +213,22 @@
         <w:rPr>
           <w:b/>
         </w:rPr>
-        <w:t>Статья 24 ПК (меры принуждения по административным делам)</w:t>
+        <w:t>Статья 20 ПК — основания освобождения</w:t>
       </w:r>
     </w:p>
     <w:p>
       <w:r>
-        <w:t>Что изменено: из перечня исключён «административный арест» и определение этого наказания.</w:t>
+        <w:t>Было → стало: пункт «д» согласован с законом о неприкосновенности (тот сам разрешает задержание неприкосновенного за преступление против жизни и по ордеру); исправлена ссылка на несуществующий «пункт 3 части 2 статьи 16» — теперь «пункт «з» (боло-розыск)»; в основания остановки часа добавлены SANG, сенаторы и все адвокаты.</w:t>
       </w:r>
     </w:p>
     <w:p>
       <w:r>
-        <w:t>Почему: ни Административный, ни Дорожный кодекс такого наказания не содержат — статья 3.2 АК предусматривает только предупреждение, штраф, лишение специального права и конфискацию, а «ограничение свободы» отсутствует и в статье 5 УК. Норма ПК описывала процедуру для наказания, которого не существует, и позволяла помещать в КПЗ за административные проступки «по аналогии».</w:t>
+        <w:t>Почему: ссылка в никуда делала норму об остановке часа на просмотр видео неприменимой; пункт «д» противоречил ст. 7 закона о неприкосновенности.</w:t>
       </w:r>
     </w:p>
     <w:p>
       <w:r>
-        <w:t>Пример: гражданина, оскорбившего сотрудника (статья 11.1 АК — штраф), помещали в КПЗ «на 10 суток административного ареста». Такое наказание законом не предусмотрено — теперь это прямо закреплено.</w:t>
+        <w:t>Пример: задержанный по автоматическому боло-розыску говорит, что у него есть видео, доказывающее ошибку. Сотрудник больше не может отказать в остановке часа ссылкой на несуществующий пункт.</w:t>
       </w:r>
     </w:p>
     <w:p>
@@ -241,22 +236,22 @@
         <w:rPr>
           <w:b/>
         </w:rPr>
-        <w:t>Статья 25 ПК (порядок привлечения к административной ответственности)</w:t>
+        <w:t>Статьи 24 и 25 ПК — «административный арест»</w:t>
       </w:r>
     </w:p>
     <w:p>
       <w:r>
-        <w:t>Что изменено: часть 2, описывавшая «арест» за административное правонарушение с помещением в КПЗ и выдачей розыска «10 суток к 1 уровню», заменена отсылкой к уголовной процедуре на случай, если в ходе разбирательства выявится преступление.</w:t>
+        <w:t>Было → стало: из ПК убраны «административный арест» (до 20 суток), «ограничение свободы» и порядок «арест по административному делу с розыском 10 суток = 1 уровень». Если в ходе административного разбирательства выявлено преступление — переход к ст. 17, 26, 27 ПК.</w:t>
       </w:r>
     </w:p>
     <w:p>
       <w:r>
-        <w:t>Почему: это продолжение правки статьи 24 — сроки «в сутках» в АК отсутствуют, поэтому пересчёт «10 суток = 1 уровень розыска» было невозможно применить; норма создавала иллюзию законности для помещения в КПЗ за проступки, наказуемые только штрафом.</w:t>
+        <w:t>Почему: ни АК (ст. 3.2: предупреждение, штраф, лишение права, конфискация), ни УК (ст. 5) такого наказания не знают; сроков «в сутках» в АК нет, пересчитать «10 суток в 1 уровень» невозможно. Норма позволяла сажать в КПЗ за проступки, наказуемые только штрафом.</w:t>
       </w:r>
     </w:p>
     <w:p>
       <w:r>
-        <w:t>Пример: водителя остановили за нарушение ПДД, при проверке выяснилось, что он в федеральном розыске. Сотрудник переходит к статье 17 ПК (задержание подозреваемого), а не «арестовывает по административному делу».</w:t>
+        <w:t>Пример: гражданин оскорбил сотрудника (ст. 11.1 АК — штраф). Раньше его могли посадить «на 10 суток административного ареста», теперь — только штраф.</w:t>
       </w:r>
     </w:p>
     <w:p>
@@ -264,22 +259,45 @@
         <w:rPr>
           <w:b/>
         </w:rPr>
-        <w:t>Статья 36 ПК (компетенция ведомств)</w:t>
+        <w:t>Статья 36 ПК — компетенция ведомств</w:t>
       </w:r>
     </w:p>
     <w:p>
       <w:r>
-        <w:t>Что изменено: «исключительное право доступа к компетенции любого ведомства» у USSS заменено на понятное правило — Секретная служба ведёт следствие по любым статьям, если дело касается охраняемых лиц, финансовой системы или гостайны; споры о том, чьё дело, решает Генеральный прокурор. Для «военной» компетенции указано, что SANG (Military Police) расследует, а наказание назначают и исполняют правоохранительные органы или ОГП по переданным материалам.</w:t>
+        <w:t>Было → стало: «исключительное право USSS на компетенцию любого ведомства» заменено понятным правилом: USSS ведёт следствие по любым статьям, если дело касается охраняемых лиц, финансовой системы или гостайны; спор «чьё дело» решает Генеральный прокурор. По военной компетенции: расследует MP SANG, наказание назначают и исполняют LSPD/LSCSD/FIB/ОГП по переданным материалам.</w:t>
       </w:r>
     </w:p>
     <w:p>
       <w:r>
-        <w:t>Почему: формулировка «исключительное право доступа к компетенции любого ведомства» читалась как право USSS забирать любое дело у кого угодно, что противоречило статье 16 закона о региональных органах и статье 12 закона о ФРБ. Национальная гвардия расследует воинские преступления, но самостоятельно не назначает наказания и не помещает в КПЗ — без указания на это статья была неисполнима.</w:t>
+        <w:t>Почему: прежняя формулировка читалась как право USSS забирать любое дело у кого угодно и противоречила ст. 16 закона о региональных органах и ст. 12 закона о FIB. SANG в игре не помещает в КПЗ — без указания, кто исполняет наказание, «военная» компетенция была неисполнима.</w:t>
       </w:r>
     </w:p>
     <w:p>
       <w:r>
-        <w:t>Пример: ФРБ и USSS одновременно требуют передать им дело о покушении на главу департамента. Раньше каждое ведомство ссылалось на «свой» закон, теперь окончательное слово за Генеральным прокурором.</w:t>
+        <w:t>Пример: FIB и USSS одновременно требуют дело о покушении на главу департамента. Раньше каждый ссылался на «свой» закон; теперь решает Генеральный прокурор, а до решения дело у того, кто первым его принял (ACT. 003, ст. 16 закона о региональных органах).</w:t>
+      </w:r>
+    </w:p>
+    <w:p>
+      <w:r>
+        <w:rPr>
+          <w:b/>
+        </w:rPr>
+        <w:t>Статья 62 ПК — ссылка на главу</w:t>
+      </w:r>
+    </w:p>
+    <w:p>
+      <w:r>
+        <w:t>Было → стало: ссылка «глава 4» заменена на «глава III».</w:t>
+      </w:r>
+    </w:p>
+    <w:p>
+      <w:r>
+        <w:t>Почему: в ПК нет главы IV — задержание регулирует глава III «Процесс задержания» (после неё сразу идёт глава V «Процесс ареста»).</w:t>
+      </w:r>
+    </w:p>
+    <w:p>
+      <w:r>
+        <w:t>Пример: адвокат в суде указывает, что ст. 62 отсылает к несуществующей главе; теперь такого довода нет.</w:t>
       </w:r>
     </w:p>
     <w:sectPr>

--- a/Законы/Законопроекты/ACT. 001 — Пояснительная записка.docx
+++ b/Законы/Законопроекты/ACT. 001 — Пояснительная записка.docx
@@ -144,7 +144,7 @@
     </w:p>
     <w:p>
       <w:r>
-        <w:t>Было → стало: для SANG, USSS (без ордера) и WN появляется единый короткий порядок. Они: надевают наручники, представляются, называют основание, изымают оружие, ведут видео, везут в ближайший участок LSPD/LSCSD или штаб-квартиру FIB (WN — только вызывают) и передают. Они не читают права, не вызывают адвоката, не дают звонок, не назначают наказание — всё это делает принявший сотрудник, и процессуальный час идёт с момента передачи. До передачи — не более 15 минут (с Кайо-Перико и авианосца — 30). Принять задержанного обязаны; отказ запрещён. Передавший вправе остаться до конца процесса, давать пояснения и предъявлять доказательства.</w:t>
+        <w:t>Было → стало: для SANG, USSS (без ордера) и WN появляется единый короткий порядок. Они: надевают наручники, представляются, называют основание, осматривают задержанного на наличие оружия (без изъятия — изымать оружие и предметы вправе только принявший сотрудник LSPD/LSCSD/FIB), ведут видео, везут в ближайший участок LSPD/LSCSD или штаб-квартиру FIB (WN — только вызывают) и передают. Они не читают права, не вызывают адвоката, не дают звонок, не назначают наказание — всё это делает принявший сотрудник, и процессуальный час идёт с момента передачи. До передачи — не более 15 минут (с Кайо-Перико и авианосца — 30). Принять задержанного обязаны; отказ запрещён. Передавший вправе остаться до конца процесса, давать пояснения и предъявлять доказательства.</w:t>
       </w:r>
     </w:p>
     <w:p>

--- a/Законы/Законопроекты/ACT. 001 — Пояснительная записка.docx
+++ b/Законы/Законопроекты/ACT. 001 — Пояснительная записка.docx
@@ -185,12 +185,12 @@
         <w:rPr>
           <w:b/>
         </w:rPr>
-        <w:t>Статья 19 ПК — единые основания задержания госслужащих, адвокатов и сенаторов (ключевая правка)</w:t>
+        <w:t>Статья 19 ПК — единые основания задержания госслужащих и адвокатов (ключевая правка)</w:t>
       </w:r>
     </w:p>
     <w:p>
       <w:r>
-        <w:t>Было → стало: добавлены части 4–6. Госслужащего «при исполнении», адвоката при работе и сенатора в течение срока полномочий можно задержать, обыскать или доставить приводом только в четырёх случаях: ордер или судебный акт; застигнут при преступлении; непосредственная угроза жизни или здоровью; требование Губернатора, Вице-губернатора, Генерального прокурора, его заместителей, старшего прокурора, Главы Департамента Национальной Безопасности или его заместителей (п. «д», «е» ч. 2 ст. 16). Иначе — материалы в ОГП и руководству, без задержания. Сотрудника, который сам ведёт задержание, трогать нельзя до конца процесса (кроме ордера, угрозы жизни и решения прокурора-субъекта). Для сенатора «руководство» — Спикер, для Спикера — Губернатор или Вице-губернатор.</w:t>
+        <w:t>Было → стало: добавлены части 4–6. Госслужащего «при исполнении» и адвоката при работе можно задержать, обыскать или доставить приводом только в четырёх случаях: ордер или судебный акт; застигнут при преступлении; непосредственная угроза жизни или здоровью; требование Губернатора, Вице-губернатора, Генерального прокурора, его заместителей, старшего прокурора, Главы Департамента Национальной Безопасности или его заместителей (п. «д», «е» ч. 2 ст. 16). Иначе — материалы в ОГП и руководству, без задержания. Сотрудника, который сам ведёт задержание, трогать нельзя до конца процесса (кроме ордера, угрозы жизни и решения прокурора-субъекта).</w:t>
       </w:r>
     </w:p>
     <w:p>
@@ -218,7 +218,7 @@
     </w:p>
     <w:p>
       <w:r>
-        <w:t>Было → стало: пункт «д» согласован с законом о неприкосновенности (тот сам разрешает задержание неприкосновенного за преступление против жизни и по ордеру); исправлена ссылка на несуществующий «пункт 3 части 2 статьи 16» — теперь «пункт «з» (боло-розыск)»; в основания остановки часа добавлены SANG, сенаторы и все адвокаты.</w:t>
+        <w:t>Было → стало: пункт «д» согласован с законом о неприкосновенности (тот сам разрешает задержание неприкосновенного за преступление против жизни и по ордеру); исправлена ссылка на несуществующий «пункт 3 части 2 статьи 16» — теперь «пункт «з» (боло-розыск)»; в основания остановки часа добавлены SANG и все адвокаты.</w:t>
       </w:r>
     </w:p>
     <w:p>
